--- a/docs/cloud/dist/fa/02-srs.docx
+++ b/docs/cloud/dist/fa/02-srs.docx
@@ -31,14 +31,6 @@
           <w:rtl/>
         </w:rPr>
         <w:t xml:space="preserve">مشخصات نیازمندی‌های نرم‌افزار</w:t>
-      </w:r>
-    </w:p>
-    <w:p>
-      <w:pPr>
-        <w:pStyle w:val="Author"/>
-      </w:pPr>
-      <w:r>
-        <w:t xml:space="preserve">Nima Sarayan</w:t>
       </w:r>
     </w:p>
     <w:p>
@@ -219,7 +211,7 @@
         <w:rPr>
           <w:rtl/>
         </w:rPr>
-        <w:t xml:space="preserve">این مشخصات تعیین می‌کند سوارم‌آپس کلود چه کاری باید انجام دهد و چه کیفیت‌هایی باید داشته باشد. مخاطبان آن استاد درس برای ارزیابی پروژه، توسعه‌دهندگانی که سامانه را نگهداری می‌کنند و آزمون‌گرانی هستند که از آن حالت‌های آزمون استخراج می‌کنند.</w:t>
+        <w:t xml:space="preserve">این مشخصات تعیین می‌کند سوارم‌آپس کلود چه کاری باید انجام دهد و چه کیفیت‌هایی باید داشته باشد. مخاطبان آن بازبینان پروژه، توسعه‌دهندگانی که سامانه را نگهداری می‌کنند و آزمون‌گرانی هستند که از آن حالت‌های آزمون استخراج می‌کنند.</w:t>
       </w:r>
     </w:p>
     <w:bookmarkEnd w:id="20"/>
